--- a/GIS-03-29.docx
+++ b/GIS-03-29.docx
@@ -1,6 +1,6 @@
 
 <file path=word/document.xml><?xml version="1.0" encoding="utf-8"?>
-<w:document xmlns:wpc="http://schemas.microsoft.com/office/word/2010/wordprocessingCanvas" xmlns:cx="http://schemas.microsoft.com/office/drawing/2014/chartex" xmlns:cx1="http://schemas.microsoft.com/office/drawing/2015/9/8/chartex" xmlns:cx2="http://schemas.microsoft.com/office/drawing/2015/10/21/chartex" xmlns:cx3="http://schemas.microsoft.com/office/drawing/2016/5/9/chartex" xmlns:cx4="http://schemas.microsoft.com/office/drawing/2016/5/10/chartex" xmlns:cx5="http://schemas.microsoft.com/office/drawing/2016/5/11/chartex" xmlns:cx6="http://schemas.microsoft.com/office/drawing/2016/5/12/chartex" xmlns:cx7="http://schemas.microsoft.com/office/drawing/2016/5/13/chartex" xmlns:cx8="http://schemas.microsoft.com/office/drawing/2016/5/14/chartex" xmlns:mc="http://schemas.openxmlformats.org/markup-compatibility/2006" xmlns:aink="http://schemas.microsoft.com/office/drawing/2016/ink" xmlns:am3d="http://schemas.microsoft.com/office/drawing/2017/model3d" xmlns:o="urn:schemas-microsoft-com:office:office" xmlns:oel="http://schemas.microsoft.com/office/2019/extlst" xmlns:r="http://schemas.openxmlformats.org/officeDocument/2006/relationships" xmlns:m="http://schemas.openxmlformats.org/officeDocument/2006/math" xmlns:v="urn:schemas-microsoft-com:vml" xmlns:wp14="http://schemas.microsoft.com/office/word/2010/wordprocessingDrawing" xmlns:wp="http://schemas.openxmlformats.org/drawingml/2006/wordprocessingDrawing" xmlns:w10="urn:schemas-microsoft-com:office:word" xmlns:w="http://schemas.openxmlformats.org/wordprocessingml/2006/main" xmlns:w14="http://schemas.microsoft.com/office/word/2010/wordml" xmlns:w15="http://schemas.microsoft.com/office/word/2012/wordml" xmlns:w16cex="http://schemas.microsoft.com/office/word/2018/wordml/cex" xmlns:w16cid="http://schemas.microsoft.com/office/word/2016/wordml/cid" xmlns:w16="http://schemas.microsoft.com/office/word/2018/wordml" xmlns:w16du="http://schemas.microsoft.com/office/word/2023/wordml/word16du" xmlns:w16sdtdh="http://schemas.microsoft.com/office/word/2020/wordml/sdtdatahash" xmlns:w16sdtfl="http://schemas.microsoft.com/office/word/2024/wordml/sdtformatlock" xmlns:w16se="http://schemas.microsoft.com/office/word/2015/wordml/symex" xmlns:wpg="http://schemas.microsoft.com/office/word/2010/wordprocessingGroup" xmlns:wpi="http://schemas.microsoft.com/office/word/2010/wordprocessingInk" xmlns:wne="http://schemas.microsoft.com/office/word/2006/wordml" xmlns:wps="http://schemas.microsoft.com/office/word/2010/wordprocessingShape" mc:Ignorable="w14 w15 w16se w16cid w16 w16cex w16sdtdh w16sdtfl w16du wp14">
+<w:document xmlns:wpc="http://schemas.microsoft.com/office/word/2010/wordprocessingCanvas" xmlns:cx="http://schemas.microsoft.com/office/drawing/2014/chartex" xmlns:cx1="http://schemas.microsoft.com/office/drawing/2015/9/8/chartex" xmlns:cx2="http://schemas.microsoft.com/office/drawing/2015/10/21/chartex" xmlns:cx3="http://schemas.microsoft.com/office/drawing/2016/5/9/chartex" xmlns:cx4="http://schemas.microsoft.com/office/drawing/2016/5/10/chartex" xmlns:cx5="http://schemas.microsoft.com/office/drawing/2016/5/11/chartex" xmlns:cx6="http://schemas.microsoft.com/office/drawing/2016/5/12/chartex" xmlns:cx7="http://schemas.microsoft.com/office/drawing/2016/5/13/chartex" xmlns:cx8="http://schemas.microsoft.com/office/drawing/2016/5/14/chartex" xmlns:mc="http://schemas.openxmlformats.org/markup-compatibility/2006" xmlns:aink="http://schemas.microsoft.com/office/drawing/2016/ink" xmlns:am3d="http://schemas.microsoft.com/office/drawing/2017/model3d" xmlns:o="urn:schemas-microsoft-com:office:office" xmlns:oel="http://schemas.microsoft.com/office/2019/extlst" xmlns:r="http://schemas.openxmlformats.org/officeDocument/2006/relationships" xmlns:m="http://schemas.openxmlformats.org/officeDocument/2006/math" xmlns:v="urn:schemas-microsoft-com:vml" xmlns:wp14="http://schemas.microsoft.com/office/word/2010/wordprocessingDrawing" xmlns:wp="http://schemas.openxmlformats.org/drawingml/2006/wordprocessingDrawing" xmlns:w10="urn:schemas-microsoft-com:office:word" xmlns:w="http://schemas.openxmlformats.org/wordprocessingml/2006/main" xmlns:w14="http://schemas.microsoft.com/office/word/2010/wordml" xmlns:w15="http://schemas.microsoft.com/office/word/2012/wordml" xmlns:w16cex="http://schemas.microsoft.com/office/word/2018/wordml/cex" xmlns:w16cid="http://schemas.microsoft.com/office/word/2016/wordml/cid" xmlns:w16="http://schemas.microsoft.com/office/word/2018/wordml" xmlns:w16du="http://schemas.microsoft.com/office/word/2023/wordml/word16du" xmlns:w16sdtdh="http://schemas.microsoft.com/office/word/2020/wordml/sdtdatahash" xmlns:w16se="http://schemas.microsoft.com/office/word/2015/wordml/symex" xmlns:wpg="http://schemas.microsoft.com/office/word/2010/wordprocessingGroup" xmlns:wpi="http://schemas.microsoft.com/office/word/2010/wordprocessingInk" xmlns:wne="http://schemas.microsoft.com/office/word/2006/wordml" xmlns:wps="http://schemas.microsoft.com/office/word/2010/wordprocessingShape" mc:Ignorable="w14 w15 w16se w16cid w16 w16cex w16sdtdh w16du wp14">
   <w:body>
     <w:p>
       <w:pPr>
@@ -857,9 +857,6 @@
     <w:p>
       <w:pPr>
         <w:ind w:leftChars="73" w:left="161"/>
-        <w:rPr>
-          <w:lang w:val="en-IN"/>
-        </w:rPr>
       </w:pPr>
       <w:r>
         <w:rPr>
@@ -890,14 +887,13 @@
       </w:r>
       <w:r>
         <w:rPr>
-          <w:lang w:val="en-IN"/>
-        </w:rPr>
-        <w:lastRenderedPageBreak/>
+          <w:noProof/>
+        </w:rPr>
         <w:drawing>
-          <wp:inline distT="0" distB="0" distL="0" distR="0" wp14:anchorId="223BD727" wp14:editId="4AA37503">
-            <wp:extent cx="6562725" cy="4667250"/>
-            <wp:effectExtent l="0" t="0" r="9525" b="0"/>
-            <wp:docPr id="1010480353" name="Picture 17"/>
+          <wp:inline distT="0" distB="0" distL="114300" distR="114300" wp14:anchorId="4A2F439B" wp14:editId="12417664">
+            <wp:extent cx="5946140" cy="4236720"/>
+            <wp:effectExtent l="0" t="0" r="12700" b="0"/>
+            <wp:docPr id="34" name="Picture 12"/>
             <wp:cNvGraphicFramePr>
               <a:graphicFrameLocks xmlns:a="http://schemas.openxmlformats.org/drawingml/2006/main" noChangeAspect="1"/>
             </wp:cNvGraphicFramePr>
@@ -905,28 +901,21 @@
               <a:graphicData uri="http://schemas.openxmlformats.org/drawingml/2006/picture">
                 <pic:pic xmlns:pic="http://schemas.openxmlformats.org/drawingml/2006/picture">
                   <pic:nvPicPr>
-                    <pic:cNvPr id="0" name="Picture 37"/>
+                    <pic:cNvPr id="34" name="Picture 12"/>
                     <pic:cNvPicPr>
-                      <a:picLocks noChangeAspect="1" noChangeArrowheads="1"/>
+                      <a:picLocks noChangeAspect="1"/>
                     </pic:cNvPicPr>
                   </pic:nvPicPr>
                   <pic:blipFill>
-                    <a:blip r:embed="rId16">
-                      <a:extLst>
-                        <a:ext uri="{28A0092B-C50C-407E-A947-70E740481C1C}">
-                          <a14:useLocalDpi xmlns:a14="http://schemas.microsoft.com/office/drawing/2010/main" val="0"/>
-                        </a:ext>
-                      </a:extLst>
-                    </a:blip>
-                    <a:srcRect/>
+                    <a:blip r:embed="rId16"/>
                     <a:stretch>
                       <a:fillRect/>
                     </a:stretch>
                   </pic:blipFill>
-                  <pic:spPr bwMode="auto">
+                  <pic:spPr>
                     <a:xfrm>
                       <a:off x="0" y="0"/>
-                      <a:ext cx="6562725" cy="4667250"/>
+                      <a:ext cx="5946140" cy="4236720"/>
                     </a:xfrm>
                     <a:prstGeom prst="rect">
                       <a:avLst/>
@@ -946,89 +935,21 @@
     <w:p>
       <w:pPr>
         <w:ind w:leftChars="73" w:left="161"/>
-      </w:pPr>
-      <w:r>
+        <w:rPr>
+          <w:rFonts w:ascii="Times New Roman" w:hAnsi="Times New Roman" w:cs="Times New Roman"/>
+          <w:sz w:val="24"/>
+          <w:szCs w:val="24"/>
+          <w:lang w:val="en-GB"/>
+        </w:rPr>
+      </w:pPr>
+      <w:r>
+        <w:rPr>
+          <w:rFonts w:ascii="Times New Roman" w:hAnsi="Times New Roman" w:cs="Times New Roman"/>
+          <w:sz w:val="24"/>
+          <w:szCs w:val="24"/>
+          <w:lang w:val="en-GB"/>
+        </w:rPr>
         <w:lastRenderedPageBreak/>
-        <w:drawing>
-          <wp:inline distT="0" distB="0" distL="0" distR="0" wp14:anchorId="1EADEC0D" wp14:editId="6FE9B137">
-            <wp:extent cx="6027507" cy="4008730"/>
-            <wp:effectExtent l="0" t="0" r="0" b="0"/>
-            <wp:docPr id="1263082114" name="Picture 13"/>
-            <wp:cNvGraphicFramePr>
-              <a:graphicFrameLocks xmlns:a="http://schemas.openxmlformats.org/drawingml/2006/main" noChangeAspect="1"/>
-            </wp:cNvGraphicFramePr>
-            <a:graphic xmlns:a="http://schemas.openxmlformats.org/drawingml/2006/main">
-              <a:graphicData uri="http://schemas.openxmlformats.org/drawingml/2006/picture">
-                <pic:pic xmlns:pic="http://schemas.openxmlformats.org/drawingml/2006/picture">
-                  <pic:nvPicPr>
-                    <pic:cNvPr id="0" name="Picture 23"/>
-                    <pic:cNvPicPr>
-                      <a:picLocks noChangeAspect="1" noChangeArrowheads="1"/>
-                    </pic:cNvPicPr>
-                  </pic:nvPicPr>
-                  <pic:blipFill>
-                    <a:blip r:embed="rId16">
-                      <a:extLst>
-                        <a:ext uri="{28A0092B-C50C-407E-A947-70E740481C1C}">
-                          <a14:useLocalDpi xmlns:a14="http://schemas.microsoft.com/office/drawing/2010/main" val="0"/>
-                        </a:ext>
-                      </a:extLst>
-                    </a:blip>
-                    <a:srcRect/>
-                    <a:stretch>
-                      <a:fillRect/>
-                    </a:stretch>
-                  </pic:blipFill>
-                  <pic:spPr bwMode="auto">
-                    <a:xfrm>
-                      <a:off x="0" y="0"/>
-                      <a:ext cx="6042470" cy="4018682"/>
-                    </a:xfrm>
-                    <a:prstGeom prst="rect">
-                      <a:avLst/>
-                    </a:prstGeom>
-                    <a:noFill/>
-                    <a:ln>
-                      <a:noFill/>
-                    </a:ln>
-                  </pic:spPr>
-                </pic:pic>
-              </a:graphicData>
-            </a:graphic>
-          </wp:inline>
-        </w:drawing>
-      </w:r>
-    </w:p>
-    <w:p>
-      <w:pPr>
-        <w:ind w:leftChars="73" w:left="161"/>
-        <w:rPr>
-          <w:lang w:val="en-IN"/>
-        </w:rPr>
-      </w:pPr>
-    </w:p>
-    <w:p>
-      <w:pPr>
-        <w:ind w:leftChars="73" w:left="161"/>
-      </w:pPr>
-    </w:p>
-    <w:p>
-      <w:pPr>
-        <w:ind w:leftChars="73" w:left="161"/>
-        <w:rPr>
-          <w:rFonts w:ascii="Times New Roman" w:hAnsi="Times New Roman" w:cs="Times New Roman"/>
-          <w:sz w:val="24"/>
-          <w:szCs w:val="24"/>
-          <w:lang w:val="en-GB"/>
-        </w:rPr>
-      </w:pPr>
-      <w:r>
-        <w:rPr>
-          <w:rFonts w:ascii="Times New Roman" w:hAnsi="Times New Roman" w:cs="Times New Roman"/>
-          <w:sz w:val="24"/>
-          <w:szCs w:val="24"/>
-          <w:lang w:val="en-GB"/>
-        </w:rPr>
         <w:t>Step 8: Export the following as image and do the following resolution settings.</w:t>
       </w:r>
     </w:p>
@@ -1051,7 +972,6 @@
         <w:rPr>
           <w:noProof/>
         </w:rPr>
-        <w:lastRenderedPageBreak/>
         <w:drawing>
           <wp:inline distT="0" distB="0" distL="114300" distR="114300" wp14:anchorId="74678F13" wp14:editId="43E8C74F">
             <wp:extent cx="3475990" cy="3387725"/>
@@ -1104,18 +1024,18 @@
       <w:pPr>
         <w:ind w:leftChars="73" w:left="161"/>
         <w:rPr>
-          <w:lang w:val="en-IN"/>
-        </w:rPr>
-      </w:pPr>
-      <w:r>
-        <w:rPr>
-          <w:lang w:val="en-IN"/>
+          <w:lang w:val="en-GB"/>
+        </w:rPr>
+      </w:pPr>
+      <w:r>
+        <w:rPr>
+          <w:noProof/>
         </w:rPr>
         <w:drawing>
-          <wp:inline distT="0" distB="0" distL="0" distR="0" wp14:anchorId="04F06EC1" wp14:editId="011068F6">
-            <wp:extent cx="6022340" cy="3716122"/>
-            <wp:effectExtent l="0" t="0" r="0" b="0"/>
-            <wp:docPr id="189500662" name="Picture 15"/>
+          <wp:inline distT="0" distB="0" distL="114300" distR="114300" wp14:anchorId="543301D5" wp14:editId="43DA23F1">
+            <wp:extent cx="5257165" cy="3717290"/>
+            <wp:effectExtent l="0" t="0" r="635" b="1270"/>
+            <wp:docPr id="36" name="Picture 14"/>
             <wp:cNvGraphicFramePr>
               <a:graphicFrameLocks xmlns:a="http://schemas.openxmlformats.org/drawingml/2006/main" noChangeAspect="1"/>
             </wp:cNvGraphicFramePr>
@@ -1123,28 +1043,21 @@
               <a:graphicData uri="http://schemas.openxmlformats.org/drawingml/2006/picture">
                 <pic:pic xmlns:pic="http://schemas.openxmlformats.org/drawingml/2006/picture">
                   <pic:nvPicPr>
-                    <pic:cNvPr id="0" name="Picture 30"/>
+                    <pic:cNvPr id="36" name="Picture 14"/>
                     <pic:cNvPicPr>
-                      <a:picLocks noChangeAspect="1" noChangeArrowheads="1"/>
+                      <a:picLocks noChangeAspect="1"/>
                     </pic:cNvPicPr>
                   </pic:nvPicPr>
                   <pic:blipFill>
-                    <a:blip r:embed="rId16">
-                      <a:extLst>
-                        <a:ext uri="{28A0092B-C50C-407E-A947-70E740481C1C}">
-                          <a14:useLocalDpi xmlns:a14="http://schemas.microsoft.com/office/drawing/2010/main" val="0"/>
-                        </a:ext>
-                      </a:extLst>
-                    </a:blip>
-                    <a:srcRect/>
+                    <a:blip r:embed="rId18"/>
                     <a:stretch>
                       <a:fillRect/>
                     </a:stretch>
                   </pic:blipFill>
-                  <pic:spPr bwMode="auto">
+                  <pic:spPr>
                     <a:xfrm>
                       <a:off x="0" y="0"/>
-                      <a:ext cx="6051573" cy="3734160"/>
+                      <a:ext cx="5257165" cy="3717290"/>
                     </a:xfrm>
                     <a:prstGeom prst="rect">
                       <a:avLst/>
@@ -1165,27 +1078,20 @@
       <w:pPr>
         <w:ind w:leftChars="73" w:left="161"/>
         <w:rPr>
-          <w:lang w:val="en-GB"/>
-        </w:rPr>
-      </w:pPr>
-    </w:p>
-    <w:p>
-      <w:pPr>
-        <w:ind w:leftChars="73" w:left="161"/>
-        <w:rPr>
-          <w:rFonts w:ascii="Times New Roman" w:hAnsi="Times New Roman" w:cs="Times New Roman"/>
-          <w:sz w:val="24"/>
-          <w:szCs w:val="24"/>
-          <w:lang w:val="en-GB"/>
-        </w:rPr>
-      </w:pPr>
-      <w:r>
-        <w:rPr>
-          <w:rFonts w:ascii="Times New Roman" w:hAnsi="Times New Roman" w:cs="Times New Roman"/>
-          <w:sz w:val="24"/>
-          <w:szCs w:val="24"/>
-          <w:lang w:val="en-GB"/>
-        </w:rPr>
+          <w:rFonts w:ascii="Times New Roman" w:hAnsi="Times New Roman" w:cs="Times New Roman"/>
+          <w:sz w:val="24"/>
+          <w:szCs w:val="24"/>
+          <w:lang w:val="en-GB"/>
+        </w:rPr>
+      </w:pPr>
+      <w:r>
+        <w:rPr>
+          <w:rFonts w:ascii="Times New Roman" w:hAnsi="Times New Roman" w:cs="Times New Roman"/>
+          <w:sz w:val="24"/>
+          <w:szCs w:val="24"/>
+          <w:lang w:val="en-GB"/>
+        </w:rPr>
+        <w:lastRenderedPageBreak/>
         <w:t>3b). Importing Spreadsheets or CSV files.</w:t>
       </w:r>
     </w:p>
@@ -1257,7 +1163,7 @@
                     </pic:cNvPicPr>
                   </pic:nvPicPr>
                   <pic:blipFill>
-                    <a:blip r:embed="rId18"/>
+                    <a:blip r:embed="rId19"/>
                     <a:stretch>
                       <a:fillRect/>
                     </a:stretch>
@@ -1313,7 +1219,7 @@
                     </pic:cNvPicPr>
                   </pic:nvPicPr>
                   <pic:blipFill>
-                    <a:blip r:embed="rId19"/>
+                    <a:blip r:embed="rId20"/>
                     <a:stretch>
                       <a:fillRect/>
                     </a:stretch>
@@ -1369,7 +1275,7 @@
                     </pic:cNvPicPr>
                   </pic:nvPicPr>
                   <pic:blipFill>
-                    <a:blip r:embed="rId20"/>
+                    <a:blip r:embed="rId21"/>
                     <a:stretch>
                       <a:fillRect/>
                     </a:stretch>
@@ -1426,6 +1332,7 @@
           <w:szCs w:val="24"/>
           <w:lang w:val="en-GB"/>
         </w:rPr>
+        <w:lastRenderedPageBreak/>
         <w:t>3c). Using Plugins.</w:t>
       </w:r>
     </w:p>
@@ -1497,7 +1404,7 @@
                     </pic:cNvPicPr>
                   </pic:nvPicPr>
                   <pic:blipFill>
-                    <a:blip r:embed="rId21"/>
+                    <a:blip r:embed="rId22"/>
                     <a:stretch>
                       <a:fillRect/>
                     </a:stretch>
@@ -1553,7 +1460,7 @@
                     </pic:cNvPicPr>
                   </pic:nvPicPr>
                   <pic:blipFill>
-                    <a:blip r:embed="rId22"/>
+                    <a:blip r:embed="rId23"/>
                     <a:stretch>
                       <a:fillRect/>
                     </a:stretch>
@@ -1834,7 +1741,7 @@
                     </pic:cNvPicPr>
                   </pic:nvPicPr>
                   <pic:blipFill>
-                    <a:blip r:embed="rId23"/>
+                    <a:blip r:embed="rId24"/>
                     <a:stretch>
                       <a:fillRect/>
                     </a:stretch>
@@ -1886,7 +1793,7 @@
                     </pic:cNvPicPr>
                   </pic:nvPicPr>
                   <pic:blipFill>
-                    <a:blip r:embed="rId24"/>
+                    <a:blip r:embed="rId25"/>
                     <a:stretch>
                       <a:fillRect/>
                     </a:stretch>
@@ -1944,7 +1851,7 @@
                     </pic:cNvPicPr>
                   </pic:nvPicPr>
                   <pic:blipFill>
-                    <a:blip r:embed="rId25"/>
+                    <a:blip r:embed="rId26"/>
                     <a:stretch>
                       <a:fillRect/>
                     </a:stretch>
@@ -2125,6 +2032,7 @@
           <w:szCs w:val="24"/>
           <w:lang w:val="en-GB"/>
         </w:rPr>
+        <w:lastRenderedPageBreak/>
         <w:t>3d). Searching and Downloading OpenStreetMap Data.</w:t>
       </w:r>
     </w:p>
@@ -2234,7 +2142,7 @@
                     </pic:cNvPicPr>
                   </pic:nvPicPr>
                   <pic:blipFill>
-                    <a:blip r:embed="rId26"/>
+                    <a:blip r:embed="rId27"/>
                     <a:stretch>
                       <a:fillRect/>
                     </a:stretch>
@@ -2290,7 +2198,7 @@
                     </pic:cNvPicPr>
                   </pic:nvPicPr>
                   <pic:blipFill>
-                    <a:blip r:embed="rId27"/>
+                    <a:blip r:embed="rId28"/>
                     <a:stretch>
                       <a:fillRect/>
                     </a:stretch>
@@ -2367,6 +2275,7 @@
           <w:szCs w:val="24"/>
           <w:lang w:val="en-GB"/>
         </w:rPr>
+        <w:lastRenderedPageBreak/>
         <w:t>Step 3: Go to OSM Place Search tab on the bottom left and type “Mumbai University”</w:t>
       </w:r>
     </w:p>
@@ -2407,7 +2316,7 @@
                     </pic:cNvPicPr>
                   </pic:nvPicPr>
                   <pic:blipFill>
-                    <a:blip r:embed="rId28"/>
+                    <a:blip r:embed="rId29"/>
                     <a:stretch>
                       <a:fillRect/>
                     </a:stretch>
@@ -2488,7 +2397,7 @@
                     </pic:cNvPicPr>
                   </pic:nvPicPr>
                   <pic:blipFill>
-                    <a:blip r:embed="rId29"/>
+                    <a:blip r:embed="rId30"/>
                     <a:stretch>
                       <a:fillRect/>
                     </a:stretch>
@@ -2514,8 +2423,8 @@
       </w:r>
     </w:p>
     <w:sectPr>
-      <w:headerReference w:type="default" r:id="rId30"/>
-      <w:footerReference w:type="default" r:id="rId31"/>
+      <w:headerReference w:type="default" r:id="rId31"/>
+      <w:footerReference w:type="default" r:id="rId32"/>
       <w:type w:val="continuous"/>
       <w:pgSz w:w="11910" w:h="16840"/>
       <w:pgMar w:top="300" w:right="500" w:bottom="0" w:left="400" w:header="720" w:footer="720" w:gutter="0"/>
@@ -2527,7 +2436,7 @@
 </file>
 
 <file path=word/endnotes.xml><?xml version="1.0" encoding="utf-8"?>
-<w:endnotes xmlns:wpc="http://schemas.microsoft.com/office/word/2010/wordprocessingCanvas" xmlns:cx="http://schemas.microsoft.com/office/drawing/2014/chartex" xmlns:cx1="http://schemas.microsoft.com/office/drawing/2015/9/8/chartex" xmlns:cx2="http://schemas.microsoft.com/office/drawing/2015/10/21/chartex" xmlns:cx3="http://schemas.microsoft.com/office/drawing/2016/5/9/chartex" xmlns:cx4="http://schemas.microsoft.com/office/drawing/2016/5/10/chartex" xmlns:cx5="http://schemas.microsoft.com/office/drawing/2016/5/11/chartex" xmlns:cx6="http://schemas.microsoft.com/office/drawing/2016/5/12/chartex" xmlns:cx7="http://schemas.microsoft.com/office/drawing/2016/5/13/chartex" xmlns:cx8="http://schemas.microsoft.com/office/drawing/2016/5/14/chartex" xmlns:mc="http://schemas.openxmlformats.org/markup-compatibility/2006" xmlns:aink="http://schemas.microsoft.com/office/drawing/2016/ink" xmlns:am3d="http://schemas.microsoft.com/office/drawing/2017/model3d" xmlns:o="urn:schemas-microsoft-com:office:office" xmlns:oel="http://schemas.microsoft.com/office/2019/extlst" xmlns:r="http://schemas.openxmlformats.org/officeDocument/2006/relationships" xmlns:m="http://schemas.openxmlformats.org/officeDocument/2006/math" xmlns:v="urn:schemas-microsoft-com:vml" xmlns:wp14="http://schemas.microsoft.com/office/word/2010/wordprocessingDrawing" xmlns:wp="http://schemas.openxmlformats.org/drawingml/2006/wordprocessingDrawing" xmlns:w10="urn:schemas-microsoft-com:office:word" xmlns:w="http://schemas.openxmlformats.org/wordprocessingml/2006/main" xmlns:w14="http://schemas.microsoft.com/office/word/2010/wordml" xmlns:w15="http://schemas.microsoft.com/office/word/2012/wordml" xmlns:w16cex="http://schemas.microsoft.com/office/word/2018/wordml/cex" xmlns:w16cid="http://schemas.microsoft.com/office/word/2016/wordml/cid" xmlns:w16="http://schemas.microsoft.com/office/word/2018/wordml" xmlns:w16du="http://schemas.microsoft.com/office/word/2023/wordml/word16du" xmlns:w16sdtdh="http://schemas.microsoft.com/office/word/2020/wordml/sdtdatahash" xmlns:w16sdtfl="http://schemas.microsoft.com/office/word/2024/wordml/sdtformatlock" xmlns:w16se="http://schemas.microsoft.com/office/word/2015/wordml/symex" xmlns:wpg="http://schemas.microsoft.com/office/word/2010/wordprocessingGroup" xmlns:wpi="http://schemas.microsoft.com/office/word/2010/wordprocessingInk" xmlns:wne="http://schemas.microsoft.com/office/word/2006/wordml" xmlns:wps="http://schemas.microsoft.com/office/word/2010/wordprocessingShape" mc:Ignorable="w14 w15 w16se w16cid w16 w16cex w16sdtdh w16sdtfl w16du wp14">
+<w:endnotes xmlns:wpc="http://schemas.microsoft.com/office/word/2010/wordprocessingCanvas" xmlns:cx="http://schemas.microsoft.com/office/drawing/2014/chartex" xmlns:cx1="http://schemas.microsoft.com/office/drawing/2015/9/8/chartex" xmlns:cx2="http://schemas.microsoft.com/office/drawing/2015/10/21/chartex" xmlns:cx3="http://schemas.microsoft.com/office/drawing/2016/5/9/chartex" xmlns:cx4="http://schemas.microsoft.com/office/drawing/2016/5/10/chartex" xmlns:cx5="http://schemas.microsoft.com/office/drawing/2016/5/11/chartex" xmlns:cx6="http://schemas.microsoft.com/office/drawing/2016/5/12/chartex" xmlns:cx7="http://schemas.microsoft.com/office/drawing/2016/5/13/chartex" xmlns:cx8="http://schemas.microsoft.com/office/drawing/2016/5/14/chartex" xmlns:mc="http://schemas.openxmlformats.org/markup-compatibility/2006" xmlns:aink="http://schemas.microsoft.com/office/drawing/2016/ink" xmlns:am3d="http://schemas.microsoft.com/office/drawing/2017/model3d" xmlns:o="urn:schemas-microsoft-com:office:office" xmlns:oel="http://schemas.microsoft.com/office/2019/extlst" xmlns:r="http://schemas.openxmlformats.org/officeDocument/2006/relationships" xmlns:m="http://schemas.openxmlformats.org/officeDocument/2006/math" xmlns:v="urn:schemas-microsoft-com:vml" xmlns:wp14="http://schemas.microsoft.com/office/word/2010/wordprocessingDrawing" xmlns:wp="http://schemas.openxmlformats.org/drawingml/2006/wordprocessingDrawing" xmlns:w10="urn:schemas-microsoft-com:office:word" xmlns:w="http://schemas.openxmlformats.org/wordprocessingml/2006/main" xmlns:w14="http://schemas.microsoft.com/office/word/2010/wordml" xmlns:w15="http://schemas.microsoft.com/office/word/2012/wordml" xmlns:w16cex="http://schemas.microsoft.com/office/word/2018/wordml/cex" xmlns:w16cid="http://schemas.microsoft.com/office/word/2016/wordml/cid" xmlns:w16="http://schemas.microsoft.com/office/word/2018/wordml" xmlns:w16du="http://schemas.microsoft.com/office/word/2023/wordml/word16du" xmlns:w16sdtdh="http://schemas.microsoft.com/office/word/2020/wordml/sdtdatahash" xmlns:w16se="http://schemas.microsoft.com/office/word/2015/wordml/symex" xmlns:wpg="http://schemas.microsoft.com/office/word/2010/wordprocessingGroup" xmlns:wpi="http://schemas.microsoft.com/office/word/2010/wordprocessingInk" xmlns:wne="http://schemas.microsoft.com/office/word/2006/wordml" xmlns:wps="http://schemas.microsoft.com/office/word/2010/wordprocessingShape" mc:Ignorable="w14 w15 w16se w16cid w16 w16cex w16sdtdh w16du wp14">
   <w:endnote w:type="separator" w:id="-1">
     <w:p>
       <w:r>
@@ -2546,7 +2455,7 @@
 </file>
 
 <file path=word/footer1.xml><?xml version="1.0" encoding="utf-8"?>
-<w:ftr xmlns:wpc="http://schemas.microsoft.com/office/word/2010/wordprocessingCanvas" xmlns:cx="http://schemas.microsoft.com/office/drawing/2014/chartex" xmlns:cx1="http://schemas.microsoft.com/office/drawing/2015/9/8/chartex" xmlns:cx2="http://schemas.microsoft.com/office/drawing/2015/10/21/chartex" xmlns:cx3="http://schemas.microsoft.com/office/drawing/2016/5/9/chartex" xmlns:cx4="http://schemas.microsoft.com/office/drawing/2016/5/10/chartex" xmlns:cx5="http://schemas.microsoft.com/office/drawing/2016/5/11/chartex" xmlns:cx6="http://schemas.microsoft.com/office/drawing/2016/5/12/chartex" xmlns:cx7="http://schemas.microsoft.com/office/drawing/2016/5/13/chartex" xmlns:cx8="http://schemas.microsoft.com/office/drawing/2016/5/14/chartex" xmlns:mc="http://schemas.openxmlformats.org/markup-compatibility/2006" xmlns:aink="http://schemas.microsoft.com/office/drawing/2016/ink" xmlns:am3d="http://schemas.microsoft.com/office/drawing/2017/model3d" xmlns:o="urn:schemas-microsoft-com:office:office" xmlns:oel="http://schemas.microsoft.com/office/2019/extlst" xmlns:r="http://schemas.openxmlformats.org/officeDocument/2006/relationships" xmlns:m="http://schemas.openxmlformats.org/officeDocument/2006/math" xmlns:v="urn:schemas-microsoft-com:vml" xmlns:wp14="http://schemas.microsoft.com/office/word/2010/wordprocessingDrawing" xmlns:wp="http://schemas.openxmlformats.org/drawingml/2006/wordprocessingDrawing" xmlns:w10="urn:schemas-microsoft-com:office:word" xmlns:w="http://schemas.openxmlformats.org/wordprocessingml/2006/main" xmlns:w14="http://schemas.microsoft.com/office/word/2010/wordml" xmlns:w15="http://schemas.microsoft.com/office/word/2012/wordml" xmlns:w16cex="http://schemas.microsoft.com/office/word/2018/wordml/cex" xmlns:w16cid="http://schemas.microsoft.com/office/word/2016/wordml/cid" xmlns:w16="http://schemas.microsoft.com/office/word/2018/wordml" xmlns:w16du="http://schemas.microsoft.com/office/word/2023/wordml/word16du" xmlns:w16sdtdh="http://schemas.microsoft.com/office/word/2020/wordml/sdtdatahash" xmlns:w16sdtfl="http://schemas.microsoft.com/office/word/2024/wordml/sdtformatlock" xmlns:w16se="http://schemas.microsoft.com/office/word/2015/wordml/symex" xmlns:wpg="http://schemas.microsoft.com/office/word/2010/wordprocessingGroup" xmlns:wpi="http://schemas.microsoft.com/office/word/2010/wordprocessingInk" xmlns:wne="http://schemas.microsoft.com/office/word/2006/wordml" xmlns:wps="http://schemas.microsoft.com/office/word/2010/wordprocessingShape" mc:Ignorable="w14 w15 w16se w16cid w16 w16cex w16sdtdh w16sdtfl w16du wp14">
+<w:ftr xmlns:wpc="http://schemas.microsoft.com/office/word/2010/wordprocessingCanvas" xmlns:cx="http://schemas.microsoft.com/office/drawing/2014/chartex" xmlns:cx1="http://schemas.microsoft.com/office/drawing/2015/9/8/chartex" xmlns:cx2="http://schemas.microsoft.com/office/drawing/2015/10/21/chartex" xmlns:cx3="http://schemas.microsoft.com/office/drawing/2016/5/9/chartex" xmlns:cx4="http://schemas.microsoft.com/office/drawing/2016/5/10/chartex" xmlns:cx5="http://schemas.microsoft.com/office/drawing/2016/5/11/chartex" xmlns:cx6="http://schemas.microsoft.com/office/drawing/2016/5/12/chartex" xmlns:cx7="http://schemas.microsoft.com/office/drawing/2016/5/13/chartex" xmlns:cx8="http://schemas.microsoft.com/office/drawing/2016/5/14/chartex" xmlns:mc="http://schemas.openxmlformats.org/markup-compatibility/2006" xmlns:aink="http://schemas.microsoft.com/office/drawing/2016/ink" xmlns:am3d="http://schemas.microsoft.com/office/drawing/2017/model3d" xmlns:o="urn:schemas-microsoft-com:office:office" xmlns:oel="http://schemas.microsoft.com/office/2019/extlst" xmlns:r="http://schemas.openxmlformats.org/officeDocument/2006/relationships" xmlns:m="http://schemas.openxmlformats.org/officeDocument/2006/math" xmlns:v="urn:schemas-microsoft-com:vml" xmlns:wp14="http://schemas.microsoft.com/office/word/2010/wordprocessingDrawing" xmlns:wp="http://schemas.openxmlformats.org/drawingml/2006/wordprocessingDrawing" xmlns:w10="urn:schemas-microsoft-com:office:word" xmlns:w="http://schemas.openxmlformats.org/wordprocessingml/2006/main" xmlns:w14="http://schemas.microsoft.com/office/word/2010/wordml" xmlns:w15="http://schemas.microsoft.com/office/word/2012/wordml" xmlns:w16cex="http://schemas.microsoft.com/office/word/2018/wordml/cex" xmlns:w16cid="http://schemas.microsoft.com/office/word/2016/wordml/cid" xmlns:w16="http://schemas.microsoft.com/office/word/2018/wordml" xmlns:w16du="http://schemas.microsoft.com/office/word/2023/wordml/word16du" xmlns:w16sdtdh="http://schemas.microsoft.com/office/word/2020/wordml/sdtdatahash" xmlns:w16se="http://schemas.microsoft.com/office/word/2015/wordml/symex" xmlns:wpg="http://schemas.microsoft.com/office/word/2010/wordprocessingGroup" xmlns:wpi="http://schemas.microsoft.com/office/word/2010/wordprocessingInk" xmlns:wne="http://schemas.microsoft.com/office/word/2006/wordml" xmlns:wps="http://schemas.microsoft.com/office/word/2010/wordprocessingShape" mc:Ignorable="w14 w15 w16se w16cid w16 w16cex w16sdtdh w16du wp14">
   <w:sdt>
     <w:sdtPr>
       <w:id w:val="780229302"/>
@@ -2607,7 +2516,7 @@
 </file>
 
 <file path=word/footnotes.xml><?xml version="1.0" encoding="utf-8"?>
-<w:footnotes xmlns:wpc="http://schemas.microsoft.com/office/word/2010/wordprocessingCanvas" xmlns:cx="http://schemas.microsoft.com/office/drawing/2014/chartex" xmlns:cx1="http://schemas.microsoft.com/office/drawing/2015/9/8/chartex" xmlns:cx2="http://schemas.microsoft.com/office/drawing/2015/10/21/chartex" xmlns:cx3="http://schemas.microsoft.com/office/drawing/2016/5/9/chartex" xmlns:cx4="http://schemas.microsoft.com/office/drawing/2016/5/10/chartex" xmlns:cx5="http://schemas.microsoft.com/office/drawing/2016/5/11/chartex" xmlns:cx6="http://schemas.microsoft.com/office/drawing/2016/5/12/chartex" xmlns:cx7="http://schemas.microsoft.com/office/drawing/2016/5/13/chartex" xmlns:cx8="http://schemas.microsoft.com/office/drawing/2016/5/14/chartex" xmlns:mc="http://schemas.openxmlformats.org/markup-compatibility/2006" xmlns:aink="http://schemas.microsoft.com/office/drawing/2016/ink" xmlns:am3d="http://schemas.microsoft.com/office/drawing/2017/model3d" xmlns:o="urn:schemas-microsoft-com:office:office" xmlns:oel="http://schemas.microsoft.com/office/2019/extlst" xmlns:r="http://schemas.openxmlformats.org/officeDocument/2006/relationships" xmlns:m="http://schemas.openxmlformats.org/officeDocument/2006/math" xmlns:v="urn:schemas-microsoft-com:vml" xmlns:wp14="http://schemas.microsoft.com/office/word/2010/wordprocessingDrawing" xmlns:wp="http://schemas.openxmlformats.org/drawingml/2006/wordprocessingDrawing" xmlns:w10="urn:schemas-microsoft-com:office:word" xmlns:w="http://schemas.openxmlformats.org/wordprocessingml/2006/main" xmlns:w14="http://schemas.microsoft.com/office/word/2010/wordml" xmlns:w15="http://schemas.microsoft.com/office/word/2012/wordml" xmlns:w16cex="http://schemas.microsoft.com/office/word/2018/wordml/cex" xmlns:w16cid="http://schemas.microsoft.com/office/word/2016/wordml/cid" xmlns:w16="http://schemas.microsoft.com/office/word/2018/wordml" xmlns:w16du="http://schemas.microsoft.com/office/word/2023/wordml/word16du" xmlns:w16sdtdh="http://schemas.microsoft.com/office/word/2020/wordml/sdtdatahash" xmlns:w16sdtfl="http://schemas.microsoft.com/office/word/2024/wordml/sdtformatlock" xmlns:w16se="http://schemas.microsoft.com/office/word/2015/wordml/symex" xmlns:wpg="http://schemas.microsoft.com/office/word/2010/wordprocessingGroup" xmlns:wpi="http://schemas.microsoft.com/office/word/2010/wordprocessingInk" xmlns:wne="http://schemas.microsoft.com/office/word/2006/wordml" xmlns:wps="http://schemas.microsoft.com/office/word/2010/wordprocessingShape" mc:Ignorable="w14 w15 w16se w16cid w16 w16cex w16sdtdh w16sdtfl w16du wp14">
+<w:footnotes xmlns:wpc="http://schemas.microsoft.com/office/word/2010/wordprocessingCanvas" xmlns:cx="http://schemas.microsoft.com/office/drawing/2014/chartex" xmlns:cx1="http://schemas.microsoft.com/office/drawing/2015/9/8/chartex" xmlns:cx2="http://schemas.microsoft.com/office/drawing/2015/10/21/chartex" xmlns:cx3="http://schemas.microsoft.com/office/drawing/2016/5/9/chartex" xmlns:cx4="http://schemas.microsoft.com/office/drawing/2016/5/10/chartex" xmlns:cx5="http://schemas.microsoft.com/office/drawing/2016/5/11/chartex" xmlns:cx6="http://schemas.microsoft.com/office/drawing/2016/5/12/chartex" xmlns:cx7="http://schemas.microsoft.com/office/drawing/2016/5/13/chartex" xmlns:cx8="http://schemas.microsoft.com/office/drawing/2016/5/14/chartex" xmlns:mc="http://schemas.openxmlformats.org/markup-compatibility/2006" xmlns:aink="http://schemas.microsoft.com/office/drawing/2016/ink" xmlns:am3d="http://schemas.microsoft.com/office/drawing/2017/model3d" xmlns:o="urn:schemas-microsoft-com:office:office" xmlns:oel="http://schemas.microsoft.com/office/2019/extlst" xmlns:r="http://schemas.openxmlformats.org/officeDocument/2006/relationships" xmlns:m="http://schemas.openxmlformats.org/officeDocument/2006/math" xmlns:v="urn:schemas-microsoft-com:vml" xmlns:wp14="http://schemas.microsoft.com/office/word/2010/wordprocessingDrawing" xmlns:wp="http://schemas.openxmlformats.org/drawingml/2006/wordprocessingDrawing" xmlns:w10="urn:schemas-microsoft-com:office:word" xmlns:w="http://schemas.openxmlformats.org/wordprocessingml/2006/main" xmlns:w14="http://schemas.microsoft.com/office/word/2010/wordml" xmlns:w15="http://schemas.microsoft.com/office/word/2012/wordml" xmlns:w16cex="http://schemas.microsoft.com/office/word/2018/wordml/cex" xmlns:w16cid="http://schemas.microsoft.com/office/word/2016/wordml/cid" xmlns:w16="http://schemas.microsoft.com/office/word/2018/wordml" xmlns:w16du="http://schemas.microsoft.com/office/word/2023/wordml/word16du" xmlns:w16sdtdh="http://schemas.microsoft.com/office/word/2020/wordml/sdtdatahash" xmlns:w16se="http://schemas.microsoft.com/office/word/2015/wordml/symex" xmlns:wpg="http://schemas.microsoft.com/office/word/2010/wordprocessingGroup" xmlns:wpi="http://schemas.microsoft.com/office/word/2010/wordprocessingInk" xmlns:wne="http://schemas.microsoft.com/office/word/2006/wordml" xmlns:wps="http://schemas.microsoft.com/office/word/2010/wordprocessingShape" mc:Ignorable="w14 w15 w16se w16cid w16 w16cex w16sdtdh w16du wp14">
   <w:footnote w:type="separator" w:id="-1">
     <w:p>
       <w:r>
@@ -2626,7 +2535,7 @@
 </file>
 
 <file path=word/header1.xml><?xml version="1.0" encoding="utf-8"?>
-<w:hdr xmlns:wpc="http://schemas.microsoft.com/office/word/2010/wordprocessingCanvas" xmlns:cx="http://schemas.microsoft.com/office/drawing/2014/chartex" xmlns:cx1="http://schemas.microsoft.com/office/drawing/2015/9/8/chartex" xmlns:cx2="http://schemas.microsoft.com/office/drawing/2015/10/21/chartex" xmlns:cx3="http://schemas.microsoft.com/office/drawing/2016/5/9/chartex" xmlns:cx4="http://schemas.microsoft.com/office/drawing/2016/5/10/chartex" xmlns:cx5="http://schemas.microsoft.com/office/drawing/2016/5/11/chartex" xmlns:cx6="http://schemas.microsoft.com/office/drawing/2016/5/12/chartex" xmlns:cx7="http://schemas.microsoft.com/office/drawing/2016/5/13/chartex" xmlns:cx8="http://schemas.microsoft.com/office/drawing/2016/5/14/chartex" xmlns:mc="http://schemas.openxmlformats.org/markup-compatibility/2006" xmlns:aink="http://schemas.microsoft.com/office/drawing/2016/ink" xmlns:am3d="http://schemas.microsoft.com/office/drawing/2017/model3d" xmlns:o="urn:schemas-microsoft-com:office:office" xmlns:oel="http://schemas.microsoft.com/office/2019/extlst" xmlns:r="http://schemas.openxmlformats.org/officeDocument/2006/relationships" xmlns:m="http://schemas.openxmlformats.org/officeDocument/2006/math" xmlns:v="urn:schemas-microsoft-com:vml" xmlns:wp14="http://schemas.microsoft.com/office/word/2010/wordprocessingDrawing" xmlns:wp="http://schemas.openxmlformats.org/drawingml/2006/wordprocessingDrawing" xmlns:w10="urn:schemas-microsoft-com:office:word" xmlns:w="http://schemas.openxmlformats.org/wordprocessingml/2006/main" xmlns:w14="http://schemas.microsoft.com/office/word/2010/wordml" xmlns:w15="http://schemas.microsoft.com/office/word/2012/wordml" xmlns:w16cex="http://schemas.microsoft.com/office/word/2018/wordml/cex" xmlns:w16cid="http://schemas.microsoft.com/office/word/2016/wordml/cid" xmlns:w16="http://schemas.microsoft.com/office/word/2018/wordml" xmlns:w16du="http://schemas.microsoft.com/office/word/2023/wordml/word16du" xmlns:w16sdtdh="http://schemas.microsoft.com/office/word/2020/wordml/sdtdatahash" xmlns:w16sdtfl="http://schemas.microsoft.com/office/word/2024/wordml/sdtformatlock" xmlns:w16se="http://schemas.microsoft.com/office/word/2015/wordml/symex" xmlns:wpg="http://schemas.microsoft.com/office/word/2010/wordprocessingGroup" xmlns:wpi="http://schemas.microsoft.com/office/word/2010/wordprocessingInk" xmlns:wne="http://schemas.microsoft.com/office/word/2006/wordml" xmlns:wps="http://schemas.microsoft.com/office/word/2010/wordprocessingShape" mc:Ignorable="w14 w15 w16se w16cid w16 w16cex w16sdtdh w16sdtfl w16du wp14">
+<w:hdr xmlns:wpc="http://schemas.microsoft.com/office/word/2010/wordprocessingCanvas" xmlns:cx="http://schemas.microsoft.com/office/drawing/2014/chartex" xmlns:cx1="http://schemas.microsoft.com/office/drawing/2015/9/8/chartex" xmlns:cx2="http://schemas.microsoft.com/office/drawing/2015/10/21/chartex" xmlns:cx3="http://schemas.microsoft.com/office/drawing/2016/5/9/chartex" xmlns:cx4="http://schemas.microsoft.com/office/drawing/2016/5/10/chartex" xmlns:cx5="http://schemas.microsoft.com/office/drawing/2016/5/11/chartex" xmlns:cx6="http://schemas.microsoft.com/office/drawing/2016/5/12/chartex" xmlns:cx7="http://schemas.microsoft.com/office/drawing/2016/5/13/chartex" xmlns:cx8="http://schemas.microsoft.com/office/drawing/2016/5/14/chartex" xmlns:mc="http://schemas.openxmlformats.org/markup-compatibility/2006" xmlns:aink="http://schemas.microsoft.com/office/drawing/2016/ink" xmlns:am3d="http://schemas.microsoft.com/office/drawing/2017/model3d" xmlns:o="urn:schemas-microsoft-com:office:office" xmlns:oel="http://schemas.microsoft.com/office/2019/extlst" xmlns:r="http://schemas.openxmlformats.org/officeDocument/2006/relationships" xmlns:m="http://schemas.openxmlformats.org/officeDocument/2006/math" xmlns:v="urn:schemas-microsoft-com:vml" xmlns:wp14="http://schemas.microsoft.com/office/word/2010/wordprocessingDrawing" xmlns:wp="http://schemas.openxmlformats.org/drawingml/2006/wordprocessingDrawing" xmlns:w10="urn:schemas-microsoft-com:office:word" xmlns:w="http://schemas.openxmlformats.org/wordprocessingml/2006/main" xmlns:w14="http://schemas.microsoft.com/office/word/2010/wordml" xmlns:w15="http://schemas.microsoft.com/office/word/2012/wordml" xmlns:w16cex="http://schemas.microsoft.com/office/word/2018/wordml/cex" xmlns:w16cid="http://schemas.microsoft.com/office/word/2016/wordml/cid" xmlns:w16="http://schemas.microsoft.com/office/word/2018/wordml" xmlns:w16du="http://schemas.microsoft.com/office/word/2023/wordml/word16du" xmlns:w16sdtdh="http://schemas.microsoft.com/office/word/2020/wordml/sdtdatahash" xmlns:w16se="http://schemas.microsoft.com/office/word/2015/wordml/symex" xmlns:wpg="http://schemas.microsoft.com/office/word/2010/wordprocessingGroup" xmlns:wpi="http://schemas.microsoft.com/office/word/2010/wordprocessingInk" xmlns:wne="http://schemas.microsoft.com/office/word/2006/wordml" xmlns:wps="http://schemas.microsoft.com/office/word/2010/wordprocessingShape" mc:Ignorable="w14 w15 w16se w16cid w16 w16cex w16sdtdh w16du wp14">
   <w:p>
     <w:r>
       <w:rPr>
@@ -3496,7 +3405,7 @@
 </file>
 
 <file path=word/styles.xml><?xml version="1.0" encoding="utf-8"?>
-<w:styles xmlns:mc="http://schemas.openxmlformats.org/markup-compatibility/2006" xmlns:r="http://schemas.openxmlformats.org/officeDocument/2006/relationships" xmlns:w="http://schemas.openxmlformats.org/wordprocessingml/2006/main" xmlns:w14="http://schemas.microsoft.com/office/word/2010/wordml" xmlns:w15="http://schemas.microsoft.com/office/word/2012/wordml" xmlns:w16cex="http://schemas.microsoft.com/office/word/2018/wordml/cex" xmlns:w16cid="http://schemas.microsoft.com/office/word/2016/wordml/cid" xmlns:w16="http://schemas.microsoft.com/office/word/2018/wordml" xmlns:w16du="http://schemas.microsoft.com/office/word/2023/wordml/word16du" xmlns:w16sdtdh="http://schemas.microsoft.com/office/word/2020/wordml/sdtdatahash" xmlns:w16sdtfl="http://schemas.microsoft.com/office/word/2024/wordml/sdtformatlock" xmlns:w16se="http://schemas.microsoft.com/office/word/2015/wordml/symex" mc:Ignorable="w14 w15 w16se w16cid w16 w16cex w16sdtdh w16sdtfl w16du">
+<w:styles xmlns:mc="http://schemas.openxmlformats.org/markup-compatibility/2006" xmlns:r="http://schemas.openxmlformats.org/officeDocument/2006/relationships" xmlns:w="http://schemas.openxmlformats.org/wordprocessingml/2006/main" xmlns:w14="http://schemas.microsoft.com/office/word/2010/wordml" xmlns:w15="http://schemas.microsoft.com/office/word/2012/wordml" xmlns:w16cex="http://schemas.microsoft.com/office/word/2018/wordml/cex" xmlns:w16cid="http://schemas.microsoft.com/office/word/2016/wordml/cid" xmlns:w16="http://schemas.microsoft.com/office/word/2018/wordml" xmlns:w16du="http://schemas.microsoft.com/office/word/2023/wordml/word16du" xmlns:w16sdtdh="http://schemas.microsoft.com/office/word/2020/wordml/sdtdatahash" xmlns:w16se="http://schemas.microsoft.com/office/word/2015/wordml/symex" mc:Ignorable="w14 w15 w16se w16cid w16 w16cex w16sdtdh w16du">
   <w:docDefaults>
     <w:rPrDefault>
       <w:rPr>
@@ -3902,6 +3811,7 @@
   <w:style w:type="character" w:default="1" w:styleId="DefaultParagraphFont">
     <w:name w:val="Default Paragraph Font"/>
     <w:uiPriority w:val="1"/>
+    <w:semiHidden/>
     <w:unhideWhenUsed/>
   </w:style>
   <w:style w:type="table" w:default="1" w:styleId="TableNormal">
